--- a/treasure/download/经藏/经集部-433部/大乘入楞伽经-唐-实叉难陀.docx
+++ b/treasure/download/经藏/经集部-433部/大乘入楞伽经-唐-实叉难陀.docx
@@ -39,8 +39,6 @@
         </w:rPr>
         <w:t xml:space="preserve">　　唐于阗国三藏法师实叉难陀奉　敕译</w:t>
       </w:r>
-      <w:bookmarkStart w:id="0" w:name="_GoBack"/>
-      <w:bookmarkEnd w:id="0"/>
     </w:p>
     <w:p>
       <w:pPr>
@@ -6732,7 +6730,97 @@
           <w:szCs w:val="24"/>
           <w:shd w:val="pct15" w:color="auto" w:fill="FFFFFF"/>
         </w:rPr>
-        <w:t xml:space="preserve">　　复次大慧。诸佛说法离于四句。谓离一异俱不俱及有无等建立诽谤。大慧。诸佛说法以谛缘起灭道解脱而为其首。非与胜性．自在．宿作．自然．时．微尘等而共相应。大慧。诸佛说法为净惑智二种障故。次第令住一百八句无相法中。而善分</w:t>
+        <w:t xml:space="preserve">　　复次大慧。诸佛说法离于四句。谓离一异俱不俱及有无等建立诽谤。大慧。诸佛说法以谛缘起灭道解脱而为其首。非与胜性</w:t>
+      </w:r>
+      <w:r>
+        <w:rPr>
+          <w:rFonts w:hint="eastAsia"/>
+          <w:sz w:val="24"/>
+          <w:szCs w:val="24"/>
+          <w:shd w:val="pct15" w:color="auto" w:fill="FFFFFF"/>
+        </w:rPr>
+        <w:t>、</w:t>
+      </w:r>
+      <w:r>
+        <w:rPr>
+          <w:rFonts w:hint="eastAsia"/>
+          <w:sz w:val="24"/>
+          <w:szCs w:val="24"/>
+          <w:shd w:val="pct15" w:color="auto" w:fill="FFFFFF"/>
+        </w:rPr>
+        <w:t>自在</w:t>
+      </w:r>
+      <w:r>
+        <w:rPr>
+          <w:rFonts w:hint="eastAsia"/>
+          <w:sz w:val="24"/>
+          <w:szCs w:val="24"/>
+          <w:shd w:val="pct15" w:color="auto" w:fill="FFFFFF"/>
+        </w:rPr>
+        <w:t>、</w:t>
+      </w:r>
+      <w:r>
+        <w:rPr>
+          <w:rFonts w:hint="eastAsia"/>
+          <w:sz w:val="24"/>
+          <w:szCs w:val="24"/>
+          <w:shd w:val="pct15" w:color="auto" w:fill="FFFFFF"/>
+        </w:rPr>
+        <w:t>宿作</w:t>
+      </w:r>
+      <w:r>
+        <w:rPr>
+          <w:rFonts w:hint="eastAsia"/>
+          <w:sz w:val="24"/>
+          <w:szCs w:val="24"/>
+          <w:shd w:val="pct15" w:color="auto" w:fill="FFFFFF"/>
+        </w:rPr>
+        <w:t>、</w:t>
+      </w:r>
+      <w:r>
+        <w:rPr>
+          <w:rFonts w:hint="eastAsia"/>
+          <w:sz w:val="24"/>
+          <w:szCs w:val="24"/>
+          <w:shd w:val="pct15" w:color="auto" w:fill="FFFFFF"/>
+        </w:rPr>
+        <w:t>自然</w:t>
+      </w:r>
+      <w:r>
+        <w:rPr>
+          <w:rFonts w:hint="eastAsia"/>
+          <w:sz w:val="24"/>
+          <w:szCs w:val="24"/>
+          <w:shd w:val="pct15" w:color="auto" w:fill="FFFFFF"/>
+        </w:rPr>
+        <w:t>、</w:t>
+      </w:r>
+      <w:r>
+        <w:rPr>
+          <w:rFonts w:hint="eastAsia"/>
+          <w:sz w:val="24"/>
+          <w:szCs w:val="24"/>
+          <w:shd w:val="pct15" w:color="auto" w:fill="FFFFFF"/>
+        </w:rPr>
+        <w:t>时</w:t>
+      </w:r>
+      <w:r>
+        <w:rPr>
+          <w:rFonts w:hint="eastAsia"/>
+          <w:sz w:val="24"/>
+          <w:szCs w:val="24"/>
+          <w:shd w:val="pct15" w:color="auto" w:fill="FFFFFF"/>
+        </w:rPr>
+        <w:t>、</w:t>
+      </w:r>
+      <w:r>
+        <w:rPr>
+          <w:rFonts w:hint="eastAsia"/>
+          <w:sz w:val="24"/>
+          <w:szCs w:val="24"/>
+          <w:shd w:val="pct15" w:color="auto" w:fill="FFFFFF"/>
+        </w:rPr>
+        <w:t>微尘等而共相应。大慧。诸佛说法为净惑智二种障故。次第令住一百八句无相法中。而善分</w:t>
       </w:r>
       <w:r>
         <w:rPr>
@@ -8845,7 +8933,117 @@
           <w:szCs w:val="24"/>
           <w:shd w:val="pct15" w:color="auto" w:fill="FFFFFF"/>
         </w:rPr>
-        <w:t xml:space="preserve">　　尔时大慧菩萨摩诃萨。复白佛言。世尊。如来以何密意。于大众中唱如是言。我是过去一切诸佛。及说百千本生之事。我于尔时。作顶生王．大象．鹦鹉．月光．妙眼如是等。佛言。大慧。如来应正等觉。依四平等秘密意故。于大众中作如是言。我于昔时作拘留孙佛．拘那含牟尼佛．迦叶佛。云何为四。所谓字平等语平等身平等法平等。云何字平等。谓我名佛。一切如来亦名为佛。佛名无别是谓字等。云何语平等。谓我作六十四种梵音声语。一切如来亦作此语。迦陵频伽梵音声性。不增不减无有差别。是名语等。云何身平等。谓我与诸佛。法身色相及随形好等无差别。除为调伏种种众生现随类身。是谓身等。云何法平等。谓我与诸佛皆同证得三十七种菩提分法。是谓法等。是故如来应正等觉。于大众中作如是说。</w:t>
+        <w:t xml:space="preserve">　　尔时大慧菩萨摩诃萨。复白佛言。世尊。如来以何密意。于大众中唱如是言。我是过去一切诸佛。及说百千本生之事。我于尔时。作顶生王</w:t>
+      </w:r>
+      <w:bookmarkStart w:id="0" w:name="_GoBack"/>
+      <w:r>
+        <w:rPr>
+          <w:rFonts w:hint="eastAsia"/>
+          <w:sz w:val="24"/>
+          <w:szCs w:val="24"/>
+          <w:shd w:val="pct15" w:color="auto" w:fill="FFFFFF"/>
+        </w:rPr>
+        <w:t>、</w:t>
+      </w:r>
+      <w:bookmarkEnd w:id="0"/>
+      <w:r>
+        <w:rPr>
+          <w:rFonts w:hint="eastAsia"/>
+          <w:sz w:val="24"/>
+          <w:szCs w:val="24"/>
+          <w:shd w:val="pct15" w:color="auto" w:fill="FFFFFF"/>
+        </w:rPr>
+        <w:t>大象</w:t>
+      </w:r>
+      <w:r>
+        <w:rPr>
+          <w:rFonts w:hint="eastAsia"/>
+          <w:sz w:val="24"/>
+          <w:szCs w:val="24"/>
+          <w:shd w:val="pct15" w:color="auto" w:fill="FFFFFF"/>
+        </w:rPr>
+        <w:t>、</w:t>
+      </w:r>
+      <w:r>
+        <w:rPr>
+          <w:rFonts w:hint="eastAsia"/>
+          <w:sz w:val="24"/>
+          <w:szCs w:val="24"/>
+          <w:shd w:val="pct15" w:color="auto" w:fill="FFFFFF"/>
+        </w:rPr>
+        <w:t>鹦鹉</w:t>
+      </w:r>
+      <w:r>
+        <w:rPr>
+          <w:rFonts w:hint="eastAsia"/>
+          <w:sz w:val="24"/>
+          <w:szCs w:val="24"/>
+          <w:shd w:val="pct15" w:color="auto" w:fill="FFFFFF"/>
+        </w:rPr>
+        <w:t>、</w:t>
+      </w:r>
+      <w:r>
+        <w:rPr>
+          <w:rFonts w:hint="eastAsia"/>
+          <w:sz w:val="24"/>
+          <w:szCs w:val="24"/>
+          <w:shd w:val="pct15" w:color="auto" w:fill="FFFFFF"/>
+        </w:rPr>
+        <w:t>月光</w:t>
+      </w:r>
+      <w:r>
+        <w:rPr>
+          <w:rFonts w:hint="eastAsia"/>
+          <w:sz w:val="24"/>
+          <w:szCs w:val="24"/>
+          <w:shd w:val="pct15" w:color="auto" w:fill="FFFFFF"/>
+        </w:rPr>
+        <w:t>、</w:t>
+      </w:r>
+      <w:r>
+        <w:rPr>
+          <w:rFonts w:hint="eastAsia"/>
+          <w:sz w:val="24"/>
+          <w:szCs w:val="24"/>
+          <w:shd w:val="pct15" w:color="auto" w:fill="FFFFFF"/>
+        </w:rPr>
+        <w:t>妙眼如是等。佛言。大慧。如来应正等觉。依四平等秘密意故。于大众中作如是言。我于昔时作拘留孙佛</w:t>
+      </w:r>
+      <w:r>
+        <w:rPr>
+          <w:rFonts w:hint="eastAsia"/>
+          <w:sz w:val="24"/>
+          <w:szCs w:val="24"/>
+          <w:shd w:val="pct15" w:color="auto" w:fill="FFFFFF"/>
+        </w:rPr>
+        <w:t>、</w:t>
+      </w:r>
+      <w:r>
+        <w:rPr>
+          <w:rFonts w:hint="eastAsia"/>
+          <w:sz w:val="24"/>
+          <w:szCs w:val="24"/>
+          <w:shd w:val="pct15" w:color="auto" w:fill="FFFFFF"/>
+        </w:rPr>
+        <w:t>拘那含牟尼佛</w:t>
+      </w:r>
+      <w:r>
+        <w:rPr>
+          <w:rFonts w:hint="eastAsia"/>
+          <w:sz w:val="24"/>
+          <w:szCs w:val="24"/>
+          <w:shd w:val="pct15" w:color="auto" w:fill="FFFFFF"/>
+        </w:rPr>
+        <w:t>、</w:t>
+      </w:r>
+      <w:r>
+        <w:rPr>
+          <w:rFonts w:hint="eastAsia"/>
+          <w:sz w:val="24"/>
+          <w:szCs w:val="24"/>
+          <w:shd w:val="pct15" w:color="auto" w:fill="FFFFFF"/>
+        </w:rPr>
+        <w:t>迦叶佛。云何为四。所谓字平等语平等身平等法平等。云何字平等。谓我名佛。一切如来亦名为佛。佛名无别是谓字等。云何语平等。谓我作六十四种梵音声语。一切如来亦作此语。迦陵频伽梵音声性。不增不减无有差别。是名语等。云何身平等。谓我与诸佛。法身色相及随形好等无差别。除为调伏种种众生现随类身。是谓身等。云何法平等。谓我与诸佛皆同证得三十七种菩提分法。是谓法等。是故如来应正等觉。于大众中作如是说。</w:t>
       </w:r>
     </w:p>
     <w:p>
@@ -27868,6 +28066,56 @@
     </w:sectPr>
   </w:body>
 </w:document>
+</file>
+
+<file path=word/endnotes.xml><?xml version="1.0" encoding="utf-8"?>
+<w:endnotes xmlns:wpc="http://schemas.microsoft.com/office/word/2010/wordprocessingCanvas" xmlns:cx="http://schemas.microsoft.com/office/drawing/2014/chartex" xmlns:mc="http://schemas.openxmlformats.org/markup-compatibility/2006" xmlns:o="urn:schemas-microsoft-com:office:office" xmlns:r="http://schemas.openxmlformats.org/officeDocument/2006/relationships" xmlns:m="http://schemas.openxmlformats.org/officeDocument/2006/math" xmlns:v="urn:schemas-microsoft-com:vml" xmlns:wp14="http://schemas.microsoft.com/office/word/2010/wordprocessingDrawing" xmlns:wp="http://schemas.openxmlformats.org/drawingml/2006/wordprocessingDrawing" xmlns:w10="urn:schemas-microsoft-com:office:word" xmlns:w="http://schemas.openxmlformats.org/wordprocessingml/2006/main" xmlns:w14="http://schemas.microsoft.com/office/word/2010/wordml" xmlns:w15="http://schemas.microsoft.com/office/word/2012/wordml" xmlns:w16se="http://schemas.microsoft.com/office/word/2015/wordml/symex" xmlns:wpg="http://schemas.microsoft.com/office/word/2010/wordprocessingGroup" xmlns:wpi="http://schemas.microsoft.com/office/word/2010/wordprocessingInk" xmlns:wne="http://schemas.microsoft.com/office/word/2006/wordml" xmlns:wps="http://schemas.microsoft.com/office/word/2010/wordprocessingShape" mc:Ignorable="w14 w15 w16se wp14">
+  <w:endnote w:type="separator" w:id="-1">
+    <w:p>
+      <w:pPr>
+        <w:spacing w:after="0" w:line="240" w:lineRule="auto"/>
+      </w:pPr>
+      <w:r>
+        <w:separator/>
+      </w:r>
+    </w:p>
+  </w:endnote>
+  <w:endnote w:type="continuationSeparator" w:id="0">
+    <w:p>
+      <w:pPr>
+        <w:spacing w:after="0" w:line="240" w:lineRule="auto"/>
+      </w:pPr>
+      <w:r>
+        <w:continuationSeparator/>
+      </w:r>
+    </w:p>
+  </w:endnote>
+</w:endnotes>
+</file>
+
+<file path=word/footnotes.xml><?xml version="1.0" encoding="utf-8"?>
+<w:footnotes xmlns:wpc="http://schemas.microsoft.com/office/word/2010/wordprocessingCanvas" xmlns:cx="http://schemas.microsoft.com/office/drawing/2014/chartex" xmlns:mc="http://schemas.openxmlformats.org/markup-compatibility/2006" xmlns:o="urn:schemas-microsoft-com:office:office" xmlns:r="http://schemas.openxmlformats.org/officeDocument/2006/relationships" xmlns:m="http://schemas.openxmlformats.org/officeDocument/2006/math" xmlns:v="urn:schemas-microsoft-com:vml" xmlns:wp14="http://schemas.microsoft.com/office/word/2010/wordprocessingDrawing" xmlns:wp="http://schemas.openxmlformats.org/drawingml/2006/wordprocessingDrawing" xmlns:w10="urn:schemas-microsoft-com:office:word" xmlns:w="http://schemas.openxmlformats.org/wordprocessingml/2006/main" xmlns:w14="http://schemas.microsoft.com/office/word/2010/wordml" xmlns:w15="http://schemas.microsoft.com/office/word/2012/wordml" xmlns:w16se="http://schemas.microsoft.com/office/word/2015/wordml/symex" xmlns:wpg="http://schemas.microsoft.com/office/word/2010/wordprocessingGroup" xmlns:wpi="http://schemas.microsoft.com/office/word/2010/wordprocessingInk" xmlns:wne="http://schemas.microsoft.com/office/word/2006/wordml" xmlns:wps="http://schemas.microsoft.com/office/word/2010/wordprocessingShape" mc:Ignorable="w14 w15 w16se wp14">
+  <w:footnote w:type="separator" w:id="-1">
+    <w:p>
+      <w:pPr>
+        <w:spacing w:after="0" w:line="240" w:lineRule="auto"/>
+      </w:pPr>
+      <w:r>
+        <w:separator/>
+      </w:r>
+    </w:p>
+  </w:footnote>
+  <w:footnote w:type="continuationSeparator" w:id="0">
+    <w:p>
+      <w:pPr>
+        <w:spacing w:after="0" w:line="240" w:lineRule="auto"/>
+      </w:pPr>
+      <w:r>
+        <w:continuationSeparator/>
+      </w:r>
+    </w:p>
+  </w:footnote>
+</w:footnotes>
 </file>
 
 <file path=word/numbering.xml><?xml version="1.0" encoding="utf-8"?>
@@ -39779,7 +40027,7 @@
 </file>
 
 <file path=customXml/itemProps1.xml><?xml version="1.0" encoding="utf-8"?>
-<ds:datastoreItem xmlns:ds="http://schemas.openxmlformats.org/officeDocument/2006/customXml" ds:itemID="{52D28698-D11F-45FB-8DEC-7E22D6304DE4}">
+<ds:datastoreItem xmlns:ds="http://schemas.openxmlformats.org/officeDocument/2006/customXml" ds:itemID="{FF8E9EF4-8255-47C7-B6B8-0EBAE15855CE}">
   <ds:schemaRefs>
     <ds:schemaRef ds:uri="http://schemas.openxmlformats.org/officeDocument/2006/bibliography"/>
   </ds:schemaRefs>
